--- a/template/ray_dect_record_con_20240310/TEMPLATE.docx
+++ b/template/ray_dect_record_con_20240310/TEMPLATE.docx
@@ -1145,15 +1145,6 @@
                 <w:szCs w:val="18"/>
               </w:rPr>
             </w:pPr>
-            <w:r>
-              <w:rPr>
-                <w:rFonts w:asciiTheme="minorEastAsia" w:hAnsiTheme="minorEastAsia" w:hint="eastAsia"/>
-                <w:color w:val="FF0000"/>
-                <w:sz w:val="18"/>
-                <w:szCs w:val="18"/>
-              </w:rPr>
-              <w:t>2.0～4.5</w:t>
-            </w:r>
           </w:p>
         </w:tc>
         <w:tc>
